--- a/worksheets/SA_L1_FetchExecute_Worksheet.docx
+++ b/worksheets/SA_L1_FetchExecute_Worksheet.docx
@@ -43,7 +43,7 @@
                 <w:sz w:val="20"/>
                 <w:szCs w:val="20"/>
               </w:rPr>
-              <w:t xml:space="preserve">OCR J277 2.3 Producing robust programs  |  Lesson 1</w:t>
+              <w:t xml:space="preserve">OCR J277 1.1 Systems architecture  |  Lesson 1</w:t>
             </w:r>
           </w:p>
           <w:p>

--- a/worksheets/SA_L1_FetchExecute_Worksheet.docx
+++ b/worksheets/SA_L1_FetchExecute_Worksheet.docx
@@ -558,7 +558,7 @@
                 <w:sz w:val="21"/>
                 <w:szCs w:val="21"/>
               </w:rPr>
-              <w:t xml:space="preserve">The toy railway: a train takes one second per segment. How long does it take to go round the inside track and the outside track? What is the relevance of this to caching?</w:t>
+              <w:t xml:space="preserve">A chef can keep three ingredients on the worktop, twenty in the cupboard and anything else at the shop. Which is like cache, which is like RAM and which is like secondary storage? Why does the worktop make cooking faster?</w:t>
             </w:r>
           </w:p>
           <w:tbl>
@@ -1341,6 +1341,218 @@
               </w:tc>
             </w:tr>
           </w:tbl>
+          <w:p>
+            <w:pPr>
+              <w:keepNext/>
+              <w:spacing w:after="60" w:before="120"/>
+            </w:pPr>
+            <w:r>
+              <w:rPr>
+                <w:rFonts w:ascii="Arial" w:cs="Arial" w:eastAsia="Arial" w:hAnsi="Arial"/>
+                <w:b/>
+                <w:bCs/>
+                <w:sz w:val="21"/>
+                <w:szCs w:val="21"/>
+              </w:rPr>
+              <w:t xml:space="preserve">What is the purpose of the CPU?</w:t>
+            </w:r>
+          </w:p>
+          <w:tbl>
+            <w:tblPr>
+              <w:tblW w:type="dxa" w:w="10026"/>
+              <w:tblBorders>
+                <w:top w:val="single" w:color="auto" w:sz="4"/>
+                <w:left w:val="single" w:color="auto" w:sz="4"/>
+                <w:bottom w:val="single" w:color="auto" w:sz="4"/>
+                <w:right w:val="single" w:color="auto" w:sz="4"/>
+                <w:insideH w:val="single" w:color="auto" w:sz="4"/>
+                <w:insideV w:val="single" w:color="auto" w:sz="4"/>
+              </w:tblBorders>
+            </w:tblPr>
+            <w:tblGrid>
+              <w:gridCol w:w="10026"/>
+            </w:tblGrid>
+            <w:tr>
+              <w:trPr>
+                <w:cantSplit/>
+                <w:trHeight w:val="460" w:hRule="exact"/>
+              </w:trPr>
+              <w:tc>
+                <w:tcPr>
+                  <w:tcW w:type="dxa" w:w="10026"/>
+                  <w:tcBorders>
+                    <w:top w:val="none" w:color="FFFFFF" w:sz="0"/>
+                    <w:left w:val="none" w:color="FFFFFF" w:sz="0"/>
+                    <w:bottom w:val="dotted" w:color="9AA8BC" w:sz="6"/>
+                    <w:right w:val="none" w:color="FFFFFF" w:sz="0"/>
+                  </w:tcBorders>
+                  <w:tcMar>
+                    <w:left w:type="dxa" w:w="0"/>
+                    <w:bottom w:type="dxa" w:w="20"/>
+                    <w:right w:type="dxa" w:w="0"/>
+                  </w:tcMar>
+                  <w:vAlign w:val="bottom"/>
+                </w:tcPr>
+                <w:p>
+                  <w:pPr>
+                    <w:spacing w:after="0" w:before="0"/>
+                  </w:pPr>
+                  <w:r>
+                    <w:rPr>
+                      <w:rFonts w:ascii="Arial" w:cs="Arial" w:eastAsia="Arial" w:hAnsi="Arial"/>
+                      <w:color w:val="5A6B85"/>
+                      <w:sz w:val="21"/>
+                      <w:szCs w:val="21"/>
+                    </w:rPr>
+                    <w:t xml:space="preserve"/>
+                  </w:r>
+                </w:p>
+              </w:tc>
+            </w:tr>
+            <w:tr>
+              <w:trPr>
+                <w:cantSplit/>
+                <w:trHeight w:val="460" w:hRule="exact"/>
+              </w:trPr>
+              <w:tc>
+                <w:tcPr>
+                  <w:tcW w:type="dxa" w:w="10026"/>
+                  <w:tcBorders>
+                    <w:top w:val="none" w:color="FFFFFF" w:sz="0"/>
+                    <w:left w:val="none" w:color="FFFFFF" w:sz="0"/>
+                    <w:bottom w:val="dotted" w:color="9AA8BC" w:sz="6"/>
+                    <w:right w:val="none" w:color="FFFFFF" w:sz="0"/>
+                  </w:tcBorders>
+                  <w:tcMar>
+                    <w:left w:type="dxa" w:w="0"/>
+                    <w:bottom w:type="dxa" w:w="20"/>
+                    <w:right w:type="dxa" w:w="0"/>
+                  </w:tcMar>
+                  <w:vAlign w:val="bottom"/>
+                </w:tcPr>
+                <w:p>
+                  <w:pPr>
+                    <w:spacing w:after="0" w:before="0"/>
+                  </w:pPr>
+                  <w:r>
+                    <w:rPr>
+                      <w:rFonts w:ascii="Arial" w:cs="Arial" w:eastAsia="Arial" w:hAnsi="Arial"/>
+                      <w:color w:val="5A6B85"/>
+                      <w:sz w:val="21"/>
+                      <w:szCs w:val="21"/>
+                    </w:rPr>
+                    <w:t xml:space="preserve"/>
+                  </w:r>
+                </w:p>
+              </w:tc>
+            </w:tr>
+          </w:tbl>
+          <w:p>
+            <w:pPr>
+              <w:keepNext/>
+              <w:spacing w:after="60" w:before="120"/>
+            </w:pPr>
+            <w:r>
+              <w:rPr>
+                <w:rFonts w:ascii="Arial" w:cs="Arial" w:eastAsia="Arial" w:hAnsi="Arial"/>
+                <w:b/>
+                <w:bCs/>
+                <w:sz w:val="21"/>
+                <w:szCs w:val="21"/>
+              </w:rPr>
+              <w:t xml:space="preserve">What does CPU stand for?</w:t>
+            </w:r>
+          </w:p>
+          <w:tbl>
+            <w:tblPr>
+              <w:tblW w:type="dxa" w:w="10026"/>
+              <w:tblBorders>
+                <w:top w:val="single" w:color="auto" w:sz="4"/>
+                <w:left w:val="single" w:color="auto" w:sz="4"/>
+                <w:bottom w:val="single" w:color="auto" w:sz="4"/>
+                <w:right w:val="single" w:color="auto" w:sz="4"/>
+                <w:insideH w:val="single" w:color="auto" w:sz="4"/>
+                <w:insideV w:val="single" w:color="auto" w:sz="4"/>
+              </w:tblBorders>
+            </w:tblPr>
+            <w:tblGrid>
+              <w:gridCol w:w="10026"/>
+            </w:tblGrid>
+            <w:tr>
+              <w:trPr>
+                <w:cantSplit/>
+                <w:trHeight w:val="460" w:hRule="exact"/>
+              </w:trPr>
+              <w:tc>
+                <w:tcPr>
+                  <w:tcW w:type="dxa" w:w="10026"/>
+                  <w:tcBorders>
+                    <w:top w:val="none" w:color="FFFFFF" w:sz="0"/>
+                    <w:left w:val="none" w:color="FFFFFF" w:sz="0"/>
+                    <w:bottom w:val="dotted" w:color="9AA8BC" w:sz="6"/>
+                    <w:right w:val="none" w:color="FFFFFF" w:sz="0"/>
+                  </w:tcBorders>
+                  <w:tcMar>
+                    <w:left w:type="dxa" w:w="0"/>
+                    <w:bottom w:type="dxa" w:w="20"/>
+                    <w:right w:type="dxa" w:w="0"/>
+                  </w:tcMar>
+                  <w:vAlign w:val="bottom"/>
+                </w:tcPr>
+                <w:p>
+                  <w:pPr>
+                    <w:spacing w:after="0" w:before="0"/>
+                  </w:pPr>
+                  <w:r>
+                    <w:rPr>
+                      <w:rFonts w:ascii="Arial" w:cs="Arial" w:eastAsia="Arial" w:hAnsi="Arial"/>
+                      <w:color w:val="5A6B85"/>
+                      <w:sz w:val="21"/>
+                      <w:szCs w:val="21"/>
+                    </w:rPr>
+                    <w:t xml:space="preserve"/>
+                  </w:r>
+                </w:p>
+              </w:tc>
+            </w:tr>
+            <w:tr>
+              <w:trPr>
+                <w:cantSplit/>
+                <w:trHeight w:val="460" w:hRule="exact"/>
+              </w:trPr>
+              <w:tc>
+                <w:tcPr>
+                  <w:tcW w:type="dxa" w:w="10026"/>
+                  <w:tcBorders>
+                    <w:top w:val="none" w:color="FFFFFF" w:sz="0"/>
+                    <w:left w:val="none" w:color="FFFFFF" w:sz="0"/>
+                    <w:bottom w:val="dotted" w:color="9AA8BC" w:sz="6"/>
+                    <w:right w:val="none" w:color="FFFFFF" w:sz="0"/>
+                  </w:tcBorders>
+                  <w:tcMar>
+                    <w:left w:type="dxa" w:w="0"/>
+                    <w:bottom w:type="dxa" w:w="20"/>
+                    <w:right w:type="dxa" w:w="0"/>
+                  </w:tcMar>
+                  <w:vAlign w:val="bottom"/>
+                </w:tcPr>
+                <w:p>
+                  <w:pPr>
+                    <w:spacing w:after="0" w:before="0"/>
+                  </w:pPr>
+                  <w:r>
+                    <w:rPr>
+                      <w:rFonts w:ascii="Arial" w:cs="Arial" w:eastAsia="Arial" w:hAnsi="Arial"/>
+                      <w:color w:val="5A6B85"/>
+                      <w:sz w:val="21"/>
+                      <w:szCs w:val="21"/>
+                    </w:rPr>
+                    <w:t xml:space="preserve"/>
+                  </w:r>
+                </w:p>
+              </w:tc>
+            </w:tr>
+          </w:tbl>
           <w:p/>
         </w:tc>
       </w:tr>
@@ -1532,6 +1744,218 @@
                 <w:szCs w:val="21"/>
               </w:rPr>
               <w:t xml:space="preserve">Describe what happens to the program counter during the fetch stage.</w:t>
+            </w:r>
+          </w:p>
+          <w:tbl>
+            <w:tblPr>
+              <w:tblW w:type="dxa" w:w="10026"/>
+              <w:tblBorders>
+                <w:top w:val="single" w:color="auto" w:sz="4"/>
+                <w:left w:val="single" w:color="auto" w:sz="4"/>
+                <w:bottom w:val="single" w:color="auto" w:sz="4"/>
+                <w:right w:val="single" w:color="auto" w:sz="4"/>
+                <w:insideH w:val="single" w:color="auto" w:sz="4"/>
+                <w:insideV w:val="single" w:color="auto" w:sz="4"/>
+              </w:tblBorders>
+            </w:tblPr>
+            <w:tblGrid>
+              <w:gridCol w:w="10026"/>
+            </w:tblGrid>
+            <w:tr>
+              <w:trPr>
+                <w:cantSplit/>
+                <w:trHeight w:val="460" w:hRule="exact"/>
+              </w:trPr>
+              <w:tc>
+                <w:tcPr>
+                  <w:tcW w:type="dxa" w:w="10026"/>
+                  <w:tcBorders>
+                    <w:top w:val="none" w:color="FFFFFF" w:sz="0"/>
+                    <w:left w:val="none" w:color="FFFFFF" w:sz="0"/>
+                    <w:bottom w:val="dotted" w:color="9AA8BC" w:sz="6"/>
+                    <w:right w:val="none" w:color="FFFFFF" w:sz="0"/>
+                  </w:tcBorders>
+                  <w:tcMar>
+                    <w:left w:type="dxa" w:w="0"/>
+                    <w:bottom w:type="dxa" w:w="20"/>
+                    <w:right w:type="dxa" w:w="0"/>
+                  </w:tcMar>
+                  <w:vAlign w:val="bottom"/>
+                </w:tcPr>
+                <w:p>
+                  <w:pPr>
+                    <w:spacing w:after="0" w:before="0"/>
+                  </w:pPr>
+                  <w:r>
+                    <w:rPr>
+                      <w:rFonts w:ascii="Arial" w:cs="Arial" w:eastAsia="Arial" w:hAnsi="Arial"/>
+                      <w:color w:val="5A6B85"/>
+                      <w:sz w:val="21"/>
+                      <w:szCs w:val="21"/>
+                    </w:rPr>
+                    <w:t xml:space="preserve"/>
+                  </w:r>
+                </w:p>
+              </w:tc>
+            </w:tr>
+            <w:tr>
+              <w:trPr>
+                <w:cantSplit/>
+                <w:trHeight w:val="460" w:hRule="exact"/>
+              </w:trPr>
+              <w:tc>
+                <w:tcPr>
+                  <w:tcW w:type="dxa" w:w="10026"/>
+                  <w:tcBorders>
+                    <w:top w:val="none" w:color="FFFFFF" w:sz="0"/>
+                    <w:left w:val="none" w:color="FFFFFF" w:sz="0"/>
+                    <w:bottom w:val="dotted" w:color="9AA8BC" w:sz="6"/>
+                    <w:right w:val="none" w:color="FFFFFF" w:sz="0"/>
+                  </w:tcBorders>
+                  <w:tcMar>
+                    <w:left w:type="dxa" w:w="0"/>
+                    <w:bottom w:type="dxa" w:w="20"/>
+                    <w:right w:type="dxa" w:w="0"/>
+                  </w:tcMar>
+                  <w:vAlign w:val="bottom"/>
+                </w:tcPr>
+                <w:p>
+                  <w:pPr>
+                    <w:spacing w:after="0" w:before="0"/>
+                  </w:pPr>
+                  <w:r>
+                    <w:rPr>
+                      <w:rFonts w:ascii="Arial" w:cs="Arial" w:eastAsia="Arial" w:hAnsi="Arial"/>
+                      <w:color w:val="5A6B85"/>
+                      <w:sz w:val="21"/>
+                      <w:szCs w:val="21"/>
+                    </w:rPr>
+                    <w:t xml:space="preserve"/>
+                  </w:r>
+                </w:p>
+              </w:tc>
+            </w:tr>
+          </w:tbl>
+          <w:p>
+            <w:pPr>
+              <w:keepNext/>
+              <w:spacing w:after="60" w:before="120"/>
+            </w:pPr>
+            <w:r>
+              <w:rPr>
+                <w:rFonts w:ascii="Arial" w:cs="Arial" w:eastAsia="Arial" w:hAnsi="Arial"/>
+                <w:b/>
+                <w:bCs/>
+                <w:sz w:val="21"/>
+                <w:szCs w:val="21"/>
+              </w:rPr>
+              <w:t xml:space="preserve">During the fetch stage, what happens to the program counter?</w:t>
+            </w:r>
+          </w:p>
+          <w:tbl>
+            <w:tblPr>
+              <w:tblW w:type="dxa" w:w="10026"/>
+              <w:tblBorders>
+                <w:top w:val="single" w:color="auto" w:sz="4"/>
+                <w:left w:val="single" w:color="auto" w:sz="4"/>
+                <w:bottom w:val="single" w:color="auto" w:sz="4"/>
+                <w:right w:val="single" w:color="auto" w:sz="4"/>
+                <w:insideH w:val="single" w:color="auto" w:sz="4"/>
+                <w:insideV w:val="single" w:color="auto" w:sz="4"/>
+              </w:tblBorders>
+            </w:tblPr>
+            <w:tblGrid>
+              <w:gridCol w:w="10026"/>
+            </w:tblGrid>
+            <w:tr>
+              <w:trPr>
+                <w:cantSplit/>
+                <w:trHeight w:val="460" w:hRule="exact"/>
+              </w:trPr>
+              <w:tc>
+                <w:tcPr>
+                  <w:tcW w:type="dxa" w:w="10026"/>
+                  <w:tcBorders>
+                    <w:top w:val="none" w:color="FFFFFF" w:sz="0"/>
+                    <w:left w:val="none" w:color="FFFFFF" w:sz="0"/>
+                    <w:bottom w:val="dotted" w:color="9AA8BC" w:sz="6"/>
+                    <w:right w:val="none" w:color="FFFFFF" w:sz="0"/>
+                  </w:tcBorders>
+                  <w:tcMar>
+                    <w:left w:type="dxa" w:w="0"/>
+                    <w:bottom w:type="dxa" w:w="20"/>
+                    <w:right w:type="dxa" w:w="0"/>
+                  </w:tcMar>
+                  <w:vAlign w:val="bottom"/>
+                </w:tcPr>
+                <w:p>
+                  <w:pPr>
+                    <w:spacing w:after="0" w:before="0"/>
+                  </w:pPr>
+                  <w:r>
+                    <w:rPr>
+                      <w:rFonts w:ascii="Arial" w:cs="Arial" w:eastAsia="Arial" w:hAnsi="Arial"/>
+                      <w:color w:val="5A6B85"/>
+                      <w:sz w:val="21"/>
+                      <w:szCs w:val="21"/>
+                    </w:rPr>
+                    <w:t xml:space="preserve"/>
+                  </w:r>
+                </w:p>
+              </w:tc>
+            </w:tr>
+            <w:tr>
+              <w:trPr>
+                <w:cantSplit/>
+                <w:trHeight w:val="460" w:hRule="exact"/>
+              </w:trPr>
+              <w:tc>
+                <w:tcPr>
+                  <w:tcW w:type="dxa" w:w="10026"/>
+                  <w:tcBorders>
+                    <w:top w:val="none" w:color="FFFFFF" w:sz="0"/>
+                    <w:left w:val="none" w:color="FFFFFF" w:sz="0"/>
+                    <w:bottom w:val="dotted" w:color="9AA8BC" w:sz="6"/>
+                    <w:right w:val="none" w:color="FFFFFF" w:sz="0"/>
+                  </w:tcBorders>
+                  <w:tcMar>
+                    <w:left w:type="dxa" w:w="0"/>
+                    <w:bottom w:type="dxa" w:w="20"/>
+                    <w:right w:type="dxa" w:w="0"/>
+                  </w:tcMar>
+                  <w:vAlign w:val="bottom"/>
+                </w:tcPr>
+                <w:p>
+                  <w:pPr>
+                    <w:spacing w:after="0" w:before="0"/>
+                  </w:pPr>
+                  <w:r>
+                    <w:rPr>
+                      <w:rFonts w:ascii="Arial" w:cs="Arial" w:eastAsia="Arial" w:hAnsi="Arial"/>
+                      <w:color w:val="5A6B85"/>
+                      <w:sz w:val="21"/>
+                      <w:szCs w:val="21"/>
+                    </w:rPr>
+                    <w:t xml:space="preserve"/>
+                  </w:r>
+                </w:p>
+              </w:tc>
+            </w:tr>
+          </w:tbl>
+          <w:p>
+            <w:pPr>
+              <w:keepNext/>
+              <w:spacing w:after="60" w:before="120"/>
+            </w:pPr>
+            <w:r>
+              <w:rPr>
+                <w:rFonts w:ascii="Arial" w:cs="Arial" w:eastAsia="Arial" w:hAnsi="Arial"/>
+                <w:b/>
+                <w:bCs/>
+                <w:sz w:val="21"/>
+                <w:szCs w:val="21"/>
+              </w:rPr>
+              <w:t xml:space="preserve">Where is the instruction fetched from?</w:t>
             </w:r>
           </w:p>
           <w:tbl>
@@ -1907,6 +2331,218 @@
               </w:tc>
             </w:tr>
           </w:tbl>
+          <w:p>
+            <w:pPr>
+              <w:keepNext/>
+              <w:spacing w:after="60" w:before="120"/>
+            </w:pPr>
+            <w:r>
+              <w:rPr>
+                <w:rFonts w:ascii="Arial" w:cs="Arial" w:eastAsia="Arial" w:hAnsi="Arial"/>
+                <w:b/>
+                <w:bCs/>
+                <w:sz w:val="21"/>
+                <w:szCs w:val="21"/>
+              </w:rPr>
+              <w:t xml:space="preserve">Which component decodes instructions?</w:t>
+            </w:r>
+          </w:p>
+          <w:tbl>
+            <w:tblPr>
+              <w:tblW w:type="dxa" w:w="10026"/>
+              <w:tblBorders>
+                <w:top w:val="single" w:color="auto" w:sz="4"/>
+                <w:left w:val="single" w:color="auto" w:sz="4"/>
+                <w:bottom w:val="single" w:color="auto" w:sz="4"/>
+                <w:right w:val="single" w:color="auto" w:sz="4"/>
+                <w:insideH w:val="single" w:color="auto" w:sz="4"/>
+                <w:insideV w:val="single" w:color="auto" w:sz="4"/>
+              </w:tblBorders>
+            </w:tblPr>
+            <w:tblGrid>
+              <w:gridCol w:w="10026"/>
+            </w:tblGrid>
+            <w:tr>
+              <w:trPr>
+                <w:cantSplit/>
+                <w:trHeight w:val="460" w:hRule="exact"/>
+              </w:trPr>
+              <w:tc>
+                <w:tcPr>
+                  <w:tcW w:type="dxa" w:w="10026"/>
+                  <w:tcBorders>
+                    <w:top w:val="none" w:color="FFFFFF" w:sz="0"/>
+                    <w:left w:val="none" w:color="FFFFFF" w:sz="0"/>
+                    <w:bottom w:val="dotted" w:color="9AA8BC" w:sz="6"/>
+                    <w:right w:val="none" w:color="FFFFFF" w:sz="0"/>
+                  </w:tcBorders>
+                  <w:tcMar>
+                    <w:left w:type="dxa" w:w="0"/>
+                    <w:bottom w:type="dxa" w:w="20"/>
+                    <w:right w:type="dxa" w:w="0"/>
+                  </w:tcMar>
+                  <w:vAlign w:val="bottom"/>
+                </w:tcPr>
+                <w:p>
+                  <w:pPr>
+                    <w:spacing w:after="0" w:before="0"/>
+                  </w:pPr>
+                  <w:r>
+                    <w:rPr>
+                      <w:rFonts w:ascii="Arial" w:cs="Arial" w:eastAsia="Arial" w:hAnsi="Arial"/>
+                      <w:color w:val="5A6B85"/>
+                      <w:sz w:val="21"/>
+                      <w:szCs w:val="21"/>
+                    </w:rPr>
+                    <w:t xml:space="preserve"/>
+                  </w:r>
+                </w:p>
+              </w:tc>
+            </w:tr>
+            <w:tr>
+              <w:trPr>
+                <w:cantSplit/>
+                <w:trHeight w:val="460" w:hRule="exact"/>
+              </w:trPr>
+              <w:tc>
+                <w:tcPr>
+                  <w:tcW w:type="dxa" w:w="10026"/>
+                  <w:tcBorders>
+                    <w:top w:val="none" w:color="FFFFFF" w:sz="0"/>
+                    <w:left w:val="none" w:color="FFFFFF" w:sz="0"/>
+                    <w:bottom w:val="dotted" w:color="9AA8BC" w:sz="6"/>
+                    <w:right w:val="none" w:color="FFFFFF" w:sz="0"/>
+                  </w:tcBorders>
+                  <w:tcMar>
+                    <w:left w:type="dxa" w:w="0"/>
+                    <w:bottom w:type="dxa" w:w="20"/>
+                    <w:right w:type="dxa" w:w="0"/>
+                  </w:tcMar>
+                  <w:vAlign w:val="bottom"/>
+                </w:tcPr>
+                <w:p>
+                  <w:pPr>
+                    <w:spacing w:after="0" w:before="0"/>
+                  </w:pPr>
+                  <w:r>
+                    <w:rPr>
+                      <w:rFonts w:ascii="Arial" w:cs="Arial" w:eastAsia="Arial" w:hAnsi="Arial"/>
+                      <w:color w:val="5A6B85"/>
+                      <w:sz w:val="21"/>
+                      <w:szCs w:val="21"/>
+                    </w:rPr>
+                    <w:t xml:space="preserve"/>
+                  </w:r>
+                </w:p>
+              </w:tc>
+            </w:tr>
+          </w:tbl>
+          <w:p>
+            <w:pPr>
+              <w:keepNext/>
+              <w:spacing w:after="60" w:before="120"/>
+            </w:pPr>
+            <w:r>
+              <w:rPr>
+                <w:rFonts w:ascii="Arial" w:cs="Arial" w:eastAsia="Arial" w:hAnsi="Arial"/>
+                <w:b/>
+                <w:bCs/>
+                <w:sz w:val="21"/>
+                <w:szCs w:val="21"/>
+              </w:rPr>
+              <w:t xml:space="preserve">What does 'decode' mean in the fetch-decode-execute cycle?</w:t>
+            </w:r>
+          </w:p>
+          <w:tbl>
+            <w:tblPr>
+              <w:tblW w:type="dxa" w:w="10026"/>
+              <w:tblBorders>
+                <w:top w:val="single" w:color="auto" w:sz="4"/>
+                <w:left w:val="single" w:color="auto" w:sz="4"/>
+                <w:bottom w:val="single" w:color="auto" w:sz="4"/>
+                <w:right w:val="single" w:color="auto" w:sz="4"/>
+                <w:insideH w:val="single" w:color="auto" w:sz="4"/>
+                <w:insideV w:val="single" w:color="auto" w:sz="4"/>
+              </w:tblBorders>
+            </w:tblPr>
+            <w:tblGrid>
+              <w:gridCol w:w="10026"/>
+            </w:tblGrid>
+            <w:tr>
+              <w:trPr>
+                <w:cantSplit/>
+                <w:trHeight w:val="460" w:hRule="exact"/>
+              </w:trPr>
+              <w:tc>
+                <w:tcPr>
+                  <w:tcW w:type="dxa" w:w="10026"/>
+                  <w:tcBorders>
+                    <w:top w:val="none" w:color="FFFFFF" w:sz="0"/>
+                    <w:left w:val="none" w:color="FFFFFF" w:sz="0"/>
+                    <w:bottom w:val="dotted" w:color="9AA8BC" w:sz="6"/>
+                    <w:right w:val="none" w:color="FFFFFF" w:sz="0"/>
+                  </w:tcBorders>
+                  <w:tcMar>
+                    <w:left w:type="dxa" w:w="0"/>
+                    <w:bottom w:type="dxa" w:w="20"/>
+                    <w:right w:type="dxa" w:w="0"/>
+                  </w:tcMar>
+                  <w:vAlign w:val="bottom"/>
+                </w:tcPr>
+                <w:p>
+                  <w:pPr>
+                    <w:spacing w:after="0" w:before="0"/>
+                  </w:pPr>
+                  <w:r>
+                    <w:rPr>
+                      <w:rFonts w:ascii="Arial" w:cs="Arial" w:eastAsia="Arial" w:hAnsi="Arial"/>
+                      <w:color w:val="5A6B85"/>
+                      <w:sz w:val="21"/>
+                      <w:szCs w:val="21"/>
+                    </w:rPr>
+                    <w:t xml:space="preserve"/>
+                  </w:r>
+                </w:p>
+              </w:tc>
+            </w:tr>
+            <w:tr>
+              <w:trPr>
+                <w:cantSplit/>
+                <w:trHeight w:val="460" w:hRule="exact"/>
+              </w:trPr>
+              <w:tc>
+                <w:tcPr>
+                  <w:tcW w:type="dxa" w:w="10026"/>
+                  <w:tcBorders>
+                    <w:top w:val="none" w:color="FFFFFF" w:sz="0"/>
+                    <w:left w:val="none" w:color="FFFFFF" w:sz="0"/>
+                    <w:bottom w:val="dotted" w:color="9AA8BC" w:sz="6"/>
+                    <w:right w:val="none" w:color="FFFFFF" w:sz="0"/>
+                  </w:tcBorders>
+                  <w:tcMar>
+                    <w:left w:type="dxa" w:w="0"/>
+                    <w:bottom w:type="dxa" w:w="20"/>
+                    <w:right w:type="dxa" w:w="0"/>
+                  </w:tcMar>
+                  <w:vAlign w:val="bottom"/>
+                </w:tcPr>
+                <w:p>
+                  <w:pPr>
+                    <w:spacing w:after="0" w:before="0"/>
+                  </w:pPr>
+                  <w:r>
+                    <w:rPr>
+                      <w:rFonts w:ascii="Arial" w:cs="Arial" w:eastAsia="Arial" w:hAnsi="Arial"/>
+                      <w:color w:val="5A6B85"/>
+                      <w:sz w:val="21"/>
+                      <w:szCs w:val="21"/>
+                    </w:rPr>
+                    <w:t xml:space="preserve"/>
+                  </w:r>
+                </w:p>
+              </w:tc>
+            </w:tr>
+          </w:tbl>
           <w:p/>
         </w:tc>
       </w:tr>
@@ -2098,6 +2734,218 @@
                 <w:szCs w:val="21"/>
               </w:rPr>
               <w:t xml:space="preserve">Give two different things that might happen during the execute stage.</w:t>
+            </w:r>
+          </w:p>
+          <w:tbl>
+            <w:tblPr>
+              <w:tblW w:type="dxa" w:w="10026"/>
+              <w:tblBorders>
+                <w:top w:val="single" w:color="auto" w:sz="4"/>
+                <w:left w:val="single" w:color="auto" w:sz="4"/>
+                <w:bottom w:val="single" w:color="auto" w:sz="4"/>
+                <w:right w:val="single" w:color="auto" w:sz="4"/>
+                <w:insideH w:val="single" w:color="auto" w:sz="4"/>
+                <w:insideV w:val="single" w:color="auto" w:sz="4"/>
+              </w:tblBorders>
+            </w:tblPr>
+            <w:tblGrid>
+              <w:gridCol w:w="10026"/>
+            </w:tblGrid>
+            <w:tr>
+              <w:trPr>
+                <w:cantSplit/>
+                <w:trHeight w:val="460" w:hRule="exact"/>
+              </w:trPr>
+              <w:tc>
+                <w:tcPr>
+                  <w:tcW w:type="dxa" w:w="10026"/>
+                  <w:tcBorders>
+                    <w:top w:val="none" w:color="FFFFFF" w:sz="0"/>
+                    <w:left w:val="none" w:color="FFFFFF" w:sz="0"/>
+                    <w:bottom w:val="dotted" w:color="9AA8BC" w:sz="6"/>
+                    <w:right w:val="none" w:color="FFFFFF" w:sz="0"/>
+                  </w:tcBorders>
+                  <w:tcMar>
+                    <w:left w:type="dxa" w:w="0"/>
+                    <w:bottom w:type="dxa" w:w="20"/>
+                    <w:right w:type="dxa" w:w="0"/>
+                  </w:tcMar>
+                  <w:vAlign w:val="bottom"/>
+                </w:tcPr>
+                <w:p>
+                  <w:pPr>
+                    <w:spacing w:after="0" w:before="0"/>
+                  </w:pPr>
+                  <w:r>
+                    <w:rPr>
+                      <w:rFonts w:ascii="Arial" w:cs="Arial" w:eastAsia="Arial" w:hAnsi="Arial"/>
+                      <w:color w:val="5A6B85"/>
+                      <w:sz w:val="21"/>
+                      <w:szCs w:val="21"/>
+                    </w:rPr>
+                    <w:t xml:space="preserve"/>
+                  </w:r>
+                </w:p>
+              </w:tc>
+            </w:tr>
+            <w:tr>
+              <w:trPr>
+                <w:cantSplit/>
+                <w:trHeight w:val="460" w:hRule="exact"/>
+              </w:trPr>
+              <w:tc>
+                <w:tcPr>
+                  <w:tcW w:type="dxa" w:w="10026"/>
+                  <w:tcBorders>
+                    <w:top w:val="none" w:color="FFFFFF" w:sz="0"/>
+                    <w:left w:val="none" w:color="FFFFFF" w:sz="0"/>
+                    <w:bottom w:val="dotted" w:color="9AA8BC" w:sz="6"/>
+                    <w:right w:val="none" w:color="FFFFFF" w:sz="0"/>
+                  </w:tcBorders>
+                  <w:tcMar>
+                    <w:left w:type="dxa" w:w="0"/>
+                    <w:bottom w:type="dxa" w:w="20"/>
+                    <w:right w:type="dxa" w:w="0"/>
+                  </w:tcMar>
+                  <w:vAlign w:val="bottom"/>
+                </w:tcPr>
+                <w:p>
+                  <w:pPr>
+                    <w:spacing w:after="0" w:before="0"/>
+                  </w:pPr>
+                  <w:r>
+                    <w:rPr>
+                      <w:rFonts w:ascii="Arial" w:cs="Arial" w:eastAsia="Arial" w:hAnsi="Arial"/>
+                      <w:color w:val="5A6B85"/>
+                      <w:sz w:val="21"/>
+                      <w:szCs w:val="21"/>
+                    </w:rPr>
+                    <w:t xml:space="preserve"/>
+                  </w:r>
+                </w:p>
+              </w:tc>
+            </w:tr>
+          </w:tbl>
+          <w:p>
+            <w:pPr>
+              <w:keepNext/>
+              <w:spacing w:after="60" w:before="120"/>
+            </w:pPr>
+            <w:r>
+              <w:rPr>
+                <w:rFonts w:ascii="Arial" w:cs="Arial" w:eastAsia="Arial" w:hAnsi="Arial"/>
+                <w:b/>
+                <w:bCs/>
+                <w:sz w:val="21"/>
+                <w:szCs w:val="21"/>
+              </w:rPr>
+              <w:t xml:space="preserve">Where are the results of calculations stored?</w:t>
+            </w:r>
+          </w:p>
+          <w:tbl>
+            <w:tblPr>
+              <w:tblW w:type="dxa" w:w="10026"/>
+              <w:tblBorders>
+                <w:top w:val="single" w:color="auto" w:sz="4"/>
+                <w:left w:val="single" w:color="auto" w:sz="4"/>
+                <w:bottom w:val="single" w:color="auto" w:sz="4"/>
+                <w:right w:val="single" w:color="auto" w:sz="4"/>
+                <w:insideH w:val="single" w:color="auto" w:sz="4"/>
+                <w:insideV w:val="single" w:color="auto" w:sz="4"/>
+              </w:tblBorders>
+            </w:tblPr>
+            <w:tblGrid>
+              <w:gridCol w:w="10026"/>
+            </w:tblGrid>
+            <w:tr>
+              <w:trPr>
+                <w:cantSplit/>
+                <w:trHeight w:val="460" w:hRule="exact"/>
+              </w:trPr>
+              <w:tc>
+                <w:tcPr>
+                  <w:tcW w:type="dxa" w:w="10026"/>
+                  <w:tcBorders>
+                    <w:top w:val="none" w:color="FFFFFF" w:sz="0"/>
+                    <w:left w:val="none" w:color="FFFFFF" w:sz="0"/>
+                    <w:bottom w:val="dotted" w:color="9AA8BC" w:sz="6"/>
+                    <w:right w:val="none" w:color="FFFFFF" w:sz="0"/>
+                  </w:tcBorders>
+                  <w:tcMar>
+                    <w:left w:type="dxa" w:w="0"/>
+                    <w:bottom w:type="dxa" w:w="20"/>
+                    <w:right w:type="dxa" w:w="0"/>
+                  </w:tcMar>
+                  <w:vAlign w:val="bottom"/>
+                </w:tcPr>
+                <w:p>
+                  <w:pPr>
+                    <w:spacing w:after="0" w:before="0"/>
+                  </w:pPr>
+                  <w:r>
+                    <w:rPr>
+                      <w:rFonts w:ascii="Arial" w:cs="Arial" w:eastAsia="Arial" w:hAnsi="Arial"/>
+                      <w:color w:val="5A6B85"/>
+                      <w:sz w:val="21"/>
+                      <w:szCs w:val="21"/>
+                    </w:rPr>
+                    <w:t xml:space="preserve"/>
+                  </w:r>
+                </w:p>
+              </w:tc>
+            </w:tr>
+            <w:tr>
+              <w:trPr>
+                <w:cantSplit/>
+                <w:trHeight w:val="460" w:hRule="exact"/>
+              </w:trPr>
+              <w:tc>
+                <w:tcPr>
+                  <w:tcW w:type="dxa" w:w="10026"/>
+                  <w:tcBorders>
+                    <w:top w:val="none" w:color="FFFFFF" w:sz="0"/>
+                    <w:left w:val="none" w:color="FFFFFF" w:sz="0"/>
+                    <w:bottom w:val="dotted" w:color="9AA8BC" w:sz="6"/>
+                    <w:right w:val="none" w:color="FFFFFF" w:sz="0"/>
+                  </w:tcBorders>
+                  <w:tcMar>
+                    <w:left w:type="dxa" w:w="0"/>
+                    <w:bottom w:type="dxa" w:w="20"/>
+                    <w:right w:type="dxa" w:w="0"/>
+                  </w:tcMar>
+                  <w:vAlign w:val="bottom"/>
+                </w:tcPr>
+                <w:p>
+                  <w:pPr>
+                    <w:spacing w:after="0" w:before="0"/>
+                  </w:pPr>
+                  <w:r>
+                    <w:rPr>
+                      <w:rFonts w:ascii="Arial" w:cs="Arial" w:eastAsia="Arial" w:hAnsi="Arial"/>
+                      <w:color w:val="5A6B85"/>
+                      <w:sz w:val="21"/>
+                      <w:szCs w:val="21"/>
+                    </w:rPr>
+                    <w:t xml:space="preserve"/>
+                  </w:r>
+                </w:p>
+              </w:tc>
+            </w:tr>
+          </w:tbl>
+          <w:p>
+            <w:pPr>
+              <w:keepNext/>
+              <w:spacing w:after="60" w:before="120"/>
+            </w:pPr>
+            <w:r>
+              <w:rPr>
+                <w:rFonts w:ascii="Arial" w:cs="Arial" w:eastAsia="Arial" w:hAnsi="Arial"/>
+                <w:b/>
+                <w:bCs/>
+                <w:sz w:val="21"/>
+                <w:szCs w:val="21"/>
+              </w:rPr>
+              <w:t xml:space="preserve">After the execute stage, what happens next?</w:t>
             </w:r>
           </w:p>
           <w:tbl>
@@ -2664,6 +3512,112 @@
                 <w:szCs w:val="21"/>
               </w:rPr>
               <w:t xml:space="preserve">How does the cache stop the CPU having to wait for RAM?</w:t>
+            </w:r>
+          </w:p>
+          <w:tbl>
+            <w:tblPr>
+              <w:tblW w:type="dxa" w:w="10026"/>
+              <w:tblBorders>
+                <w:top w:val="single" w:color="auto" w:sz="4"/>
+                <w:left w:val="single" w:color="auto" w:sz="4"/>
+                <w:bottom w:val="single" w:color="auto" w:sz="4"/>
+                <w:right w:val="single" w:color="auto" w:sz="4"/>
+                <w:insideH w:val="single" w:color="auto" w:sz="4"/>
+                <w:insideV w:val="single" w:color="auto" w:sz="4"/>
+              </w:tblBorders>
+            </w:tblPr>
+            <w:tblGrid>
+              <w:gridCol w:w="10026"/>
+            </w:tblGrid>
+            <w:tr>
+              <w:trPr>
+                <w:cantSplit/>
+                <w:trHeight w:val="460" w:hRule="exact"/>
+              </w:trPr>
+              <w:tc>
+                <w:tcPr>
+                  <w:tcW w:type="dxa" w:w="10026"/>
+                  <w:tcBorders>
+                    <w:top w:val="none" w:color="FFFFFF" w:sz="0"/>
+                    <w:left w:val="none" w:color="FFFFFF" w:sz="0"/>
+                    <w:bottom w:val="dotted" w:color="9AA8BC" w:sz="6"/>
+                    <w:right w:val="none" w:color="FFFFFF" w:sz="0"/>
+                  </w:tcBorders>
+                  <w:tcMar>
+                    <w:left w:type="dxa" w:w="0"/>
+                    <w:bottom w:type="dxa" w:w="20"/>
+                    <w:right w:type="dxa" w:w="0"/>
+                  </w:tcMar>
+                  <w:vAlign w:val="bottom"/>
+                </w:tcPr>
+                <w:p>
+                  <w:pPr>
+                    <w:spacing w:after="0" w:before="0"/>
+                  </w:pPr>
+                  <w:r>
+                    <w:rPr>
+                      <w:rFonts w:ascii="Arial" w:cs="Arial" w:eastAsia="Arial" w:hAnsi="Arial"/>
+                      <w:color w:val="5A6B85"/>
+                      <w:sz w:val="21"/>
+                      <w:szCs w:val="21"/>
+                    </w:rPr>
+                    <w:t xml:space="preserve"/>
+                  </w:r>
+                </w:p>
+              </w:tc>
+            </w:tr>
+            <w:tr>
+              <w:trPr>
+                <w:cantSplit/>
+                <w:trHeight w:val="460" w:hRule="exact"/>
+              </w:trPr>
+              <w:tc>
+                <w:tcPr>
+                  <w:tcW w:type="dxa" w:w="10026"/>
+                  <w:tcBorders>
+                    <w:top w:val="none" w:color="FFFFFF" w:sz="0"/>
+                    <w:left w:val="none" w:color="FFFFFF" w:sz="0"/>
+                    <w:bottom w:val="dotted" w:color="9AA8BC" w:sz="6"/>
+                    <w:right w:val="none" w:color="FFFFFF" w:sz="0"/>
+                  </w:tcBorders>
+                  <w:tcMar>
+                    <w:left w:type="dxa" w:w="0"/>
+                    <w:bottom w:type="dxa" w:w="20"/>
+                    <w:right w:type="dxa" w:w="0"/>
+                  </w:tcMar>
+                  <w:vAlign w:val="bottom"/>
+                </w:tcPr>
+                <w:p>
+                  <w:pPr>
+                    <w:spacing w:after="0" w:before="0"/>
+                  </w:pPr>
+                  <w:r>
+                    <w:rPr>
+                      <w:rFonts w:ascii="Arial" w:cs="Arial" w:eastAsia="Arial" w:hAnsi="Arial"/>
+                      <w:color w:val="5A6B85"/>
+                      <w:sz w:val="21"/>
+                      <w:szCs w:val="21"/>
+                    </w:rPr>
+                    <w:t xml:space="preserve"/>
+                  </w:r>
+                </w:p>
+              </w:tc>
+            </w:tr>
+          </w:tbl>
+          <w:p>
+            <w:pPr>
+              <w:keepNext/>
+              <w:spacing w:after="60" w:before="120"/>
+            </w:pPr>
+            <w:r>
+              <w:rPr>
+                <w:rFonts w:ascii="Arial" w:cs="Arial" w:eastAsia="Arial" w:hAnsi="Arial"/>
+                <w:b/>
+                <w:bCs/>
+                <w:sz w:val="21"/>
+                <w:szCs w:val="21"/>
+              </w:rPr>
+              <w:t xml:space="preserve">Why is cache faster to use than RAM?</w:t>
             </w:r>
           </w:p>
           <w:tbl>
@@ -3787,7 +4741,7 @@
                 <w:sz w:val="21"/>
                 <w:szCs w:val="21"/>
               </w:rPr>
-              <w:t xml:space="preserve">a)  State the purpose of the CPU.  </w:t>
+              <w:t xml:space="preserve">a)  Describe what the CPU does while a program is running.  </w:t>
             </w:r>
             <w:r>
               <w:rPr>
@@ -3902,7 +4856,7 @@
                 <w:sz w:val="21"/>
                 <w:szCs w:val="21"/>
               </w:rPr>
-              <w:t xml:space="preserve">b)  Complete: identify two registers and state the purpose of each.  </w:t>
+              <w:t xml:space="preserve">b)  Name two registers found in a CPU and state what each one holds.  </w:t>
             </w:r>
             <w:r>
               <w:rPr>
@@ -3911,7 +4865,7 @@
                 <w:sz w:val="21"/>
                 <w:szCs w:val="21"/>
               </w:rPr>
-              <w:t xml:space="preserve">[2]</w:t>
+              <w:t xml:space="preserve">[4]</w:t>
             </w:r>
           </w:p>
           <w:tbl>
@@ -4040,6 +4994,43 @@
                 </w:p>
               </w:tc>
             </w:tr>
+            <w:tr>
+              <w:trPr>
+                <w:cantSplit/>
+                <w:trHeight w:val="460" w:hRule="exact"/>
+              </w:trPr>
+              <w:tc>
+                <w:tcPr>
+                  <w:tcW w:type="dxa" w:w="10026"/>
+                  <w:tcBorders>
+                    <w:top w:val="none" w:color="FFFFFF" w:sz="0"/>
+                    <w:left w:val="none" w:color="FFFFFF" w:sz="0"/>
+                    <w:bottom w:val="dotted" w:color="9AA8BC" w:sz="6"/>
+                    <w:right w:val="none" w:color="FFFFFF" w:sz="0"/>
+                  </w:tcBorders>
+                  <w:tcMar>
+                    <w:left w:type="dxa" w:w="0"/>
+                    <w:bottom w:type="dxa" w:w="20"/>
+                    <w:right w:type="dxa" w:w="0"/>
+                  </w:tcMar>
+                  <w:vAlign w:val="bottom"/>
+                </w:tcPr>
+                <w:p>
+                  <w:pPr>
+                    <w:spacing w:after="0" w:before="0"/>
+                  </w:pPr>
+                  <w:r>
+                    <w:rPr>
+                      <w:rFonts w:ascii="Arial" w:cs="Arial" w:eastAsia="Arial" w:hAnsi="Arial"/>
+                      <w:color w:val="5A6B85"/>
+                      <w:sz w:val="21"/>
+                      <w:szCs w:val="21"/>
+                    </w:rPr>
+                    <w:t xml:space="preserve"/>
+                  </w:r>
+                </w:p>
+              </w:tc>
+            </w:tr>
           </w:tbl>
           <w:p>
             <w:pPr>
@@ -4054,7 +5045,7 @@
                 <w:sz w:val="21"/>
                 <w:szCs w:val="21"/>
               </w:rPr>
-              <w:t xml:space="preserve">c)  Describe the purpose of the cache.  </w:t>
+              <w:t xml:space="preserve">c)  A computer's cache is full. Explain the effect this has on the CPU.  </w:t>
             </w:r>
             <w:r>
               <w:rPr>
@@ -4063,7 +5054,7 @@
                 <w:sz w:val="21"/>
                 <w:szCs w:val="21"/>
               </w:rPr>
-              <w:t xml:space="preserve">[2]</w:t>
+              <w:t xml:space="preserve">[3]</w:t>
             </w:r>
           </w:p>
           <w:tbl>
@@ -4081,6 +5072,43 @@
             <w:tblGrid>
               <w:gridCol w:w="10026"/>
             </w:tblGrid>
+            <w:tr>
+              <w:trPr>
+                <w:cantSplit/>
+                <w:trHeight w:val="460" w:hRule="exact"/>
+              </w:trPr>
+              <w:tc>
+                <w:tcPr>
+                  <w:tcW w:type="dxa" w:w="10026"/>
+                  <w:tcBorders>
+                    <w:top w:val="none" w:color="FFFFFF" w:sz="0"/>
+                    <w:left w:val="none" w:color="FFFFFF" w:sz="0"/>
+                    <w:bottom w:val="dotted" w:color="9AA8BC" w:sz="6"/>
+                    <w:right w:val="none" w:color="FFFFFF" w:sz="0"/>
+                  </w:tcBorders>
+                  <w:tcMar>
+                    <w:left w:type="dxa" w:w="0"/>
+                    <w:bottom w:type="dxa" w:w="20"/>
+                    <w:right w:type="dxa" w:w="0"/>
+                  </w:tcMar>
+                  <w:vAlign w:val="bottom"/>
+                </w:tcPr>
+                <w:p>
+                  <w:pPr>
+                    <w:spacing w:after="0" w:before="0"/>
+                  </w:pPr>
+                  <w:r>
+                    <w:rPr>
+                      <w:rFonts w:ascii="Arial" w:cs="Arial" w:eastAsia="Arial" w:hAnsi="Arial"/>
+                      <w:color w:val="5A6B85"/>
+                      <w:sz w:val="21"/>
+                      <w:szCs w:val="21"/>
+                    </w:rPr>
+                    <w:t xml:space="preserve"/>
+                  </w:r>
+                </w:p>
+              </w:tc>
+            </w:tr>
             <w:tr>
               <w:trPr>
                 <w:cantSplit/>
